--- a/research/Reply_Hekim_EqualCoAuthors_2026-08-06.docx
+++ b/research/Reply_Hekim_EqualCoAuthors_2026-08-06.docx
@@ -8,7 +8,7 @@
         <w:spacing w:after="140"/>
       </w:pPr>
       <w:r>
-        <w:t xml:space="preserve">Reply to Hekim Colpan: equal co-authorship accepted (2026-08-06)</w:t>
+        <w:t xml:space="preserve">Reply to Hekim Colpan: equal co-authorship, with current study figures (2026-08-06)</w:t>
       </w:r>
     </w:p>
     <w:p>
@@ -19,7 +19,7 @@
         <w:rPr>
           <w:i/>
         </w:rPr>
-        <w:t xml:space="preserve">He accepted every term and asked for one change: equal co-authors, with the article presented on its substance rather than on either author. Give him a plain yes, say exactly what changes in the manuscript because of it, and confirm the rest stands unaltered. Short. He does not need another long letter, he needs the point settled. Send from info@jrsstandard.com. No long dashes.</w:t>
+        <w:t xml:space="preserve">He accepted every term and asked for one change: equal co-authors, article presented on its substance rather than on either of you. Give him a plain yes, say what actually changes, and hand him the current numbers so he is drafting from live figures instead of the ones sitting in the manuscript. Send from info@jrsstandard.com. No long dashes.</w:t>
       </w:r>
     </w:p>
     <w:p>
@@ -30,7 +30,7 @@
         <w:rPr>
           <w:i/>
         </w:rPr>
-        <w:t xml:space="preserve">Note for you, not for him: your earlier message put his name first because he carries the European analysis. He is not declining the position, he is declining the framing. Keeping the byline as it stands and restating the reason as alphabetical order solves both: nothing on the page changes, and nobody reads him as the senior authority. Say that explicitly so he is not left wondering whether you quietly demoted him.</w:t>
+        <w:t xml:space="preserve">Note for you, not for him: your 08-05 letter put his name first because he carries the European analysis. That reason is the thing he is declining, not the position. Keeping the byline where it is and calling it alphabetical order settles both at once, and the letter says so outright so he is not left wondering whether he got quietly demoted for asking.</w:t>
       </w:r>
     </w:p>
     <w:p>
@@ -53,81 +53,95 @@
         <w:spacing w:after="140"/>
       </w:pPr>
       <w:r>
-        <w:t xml:space="preserve">Agreed, on all of it. Equal co-authors is the right framing and it is how the article will be presented.</w:t>
-      </w:r>
-    </w:p>
-    <w:p>
-      <w:pPr>
-        <w:spacing w:after="140"/>
-      </w:pPr>
-      <w:r>
-        <w:t xml:space="preserve">Here is exactly what that changes.</w:t>
-      </w:r>
-    </w:p>
-    <w:p>
-      <w:pPr>
-        <w:spacing w:after="140"/>
-      </w:pPr>
-      <w:r>
-        <w:rPr>
-          <w:b/>
-        </w:rPr>
-        <w:t xml:space="preserve">The byline stays Hekim Colpan and Phillip Wikes, on alphabetical order rather than seniority.</w:t>
-      </w:r>
-      <w:r>
-        <w:t xml:space="preserve"> The names do not move, but the reason does, and I will say so where it matters. The article will carry a line stating that both authors contributed equally. Nothing in the piece, the pitch to the editor, the biographies, or any promotional text will describe either of us as lead, senior, or primary author.</w:t>
-      </w:r>
-    </w:p>
-    <w:p>
-      <w:pPr>
-        <w:spacing w:after="140"/>
-      </w:pPr>
-      <w:r>
-        <w:rPr>
-          <w:b/>
-        </w:rPr>
-        <w:t xml:space="preserve">The European sections remain yours to own.</w:t>
-      </w:r>
-      <w:r>
-        <w:t xml:space="preserve"> You take responsibility for the EU AI Act, GDPR, DORA, and ISO/IEC 42001 analysis, and I will not edit that material without bringing it back to you. That is a division of work, not a ranking, and the article will not present it as one.</w:t>
-      </w:r>
-    </w:p>
-    <w:p>
-      <w:pPr>
-        <w:spacing w:after="140"/>
-      </w:pPr>
-      <w:r>
-        <w:rPr>
-          <w:b/>
-        </w:rPr>
-        <w:t xml:space="preserve">The framing shifts to the argument.</w:t>
-      </w:r>
-      <w:r>
-        <w:t xml:space="preserve"> Anywhere the current draft leans on either author's credentials to carry a point, I will replace it with the source. If a claim needs a person's authority behind it rather than a provision, a clause, or a case, it is not a claim we should be making.</w:t>
-      </w:r>
-    </w:p>
-    <w:p>
-      <w:pPr>
-        <w:spacing w:after="140"/>
-      </w:pPr>
-      <w:r>
-        <w:t xml:space="preserve">Everything else in my previous message stands unchanged: independent publication rather than my website, mutual approval on everything before it goes anywhere, joint copyright with no exclusive assignment without your written agreement, your right to reuse your own contribution, prior approval for any commercial or promotional use including anything JRS-related and binding on any future holder of those materials, primary sources for the European analysis, and your personal-capacity disclosure in your own words.</w:t>
-      </w:r>
-    </w:p>
-    <w:p>
-      <w:pPr>
-        <w:spacing w:after="140"/>
-      </w:pPr>
-      <w:r>
-        <w:t xml:space="preserve">On the JRS figures, as I flagged: they stay provisional until the study closes, which I still expect around 14 August. I will send you the final numbers the moment they are locked, before anything is submitted, so you are never asked to put your name to a figure you have not seen in its final form. If any of them read as overstated to you, cut them.</w:t>
-      </w:r>
-    </w:p>
-    <w:p>
-      <w:pPr>
-        <w:spacing w:after="140"/>
-      </w:pPr>
-      <w:r>
-        <w:t xml:space="preserve">Whenever you are ready, I will send the current draft with Section V marked for you.</w:t>
+        <w:t xml:space="preserve">Yes to all of it, and thank you for saying it plainly.</w:t>
+      </w:r>
+    </w:p>
+    <w:p>
+      <w:pPr>
+        <w:spacing w:after="140"/>
+      </w:pPr>
+      <w:r>
+        <w:t xml:space="preserve">Equal co-authors it is. The byline stays Hekim Colpan and Phillip Wikes, but the reason is alphabetical order, not seniority, and I will say so anywhere it comes up. The article will carry a line stating that we contributed equally. Nothing in the piece, in the note to the editor, or in either biography will call one of us lead, senior, or primary.</w:t>
+      </w:r>
+    </w:p>
+    <w:p>
+      <w:pPr>
+        <w:spacing w:after="140"/>
+      </w:pPr>
+      <w:r>
+        <w:t xml:space="preserve">The European sections are still yours. The EU AI Act, GDPR, DORA and ISO/IEC 42001 analysis is your work, and I will not touch it without sending it back to you first. That is how we split the labour, and the article will not read as though it is a ranking.</w:t>
+      </w:r>
+    </w:p>
+    <w:p>
+      <w:pPr>
+        <w:spacing w:after="140"/>
+      </w:pPr>
+      <w:r>
+        <w:t xml:space="preserve">I am also going back through the draft for anywhere it leans on either of our credentials to carry a point. Where it does, I am replacing it with the source. If a claim needs one of us to vouch for it rather than a clause or a case, we probably should not be making it.</w:t>
+      </w:r>
+    </w:p>
+    <w:p>
+      <w:pPr>
+        <w:spacing w:after="140"/>
+      </w:pPr>
+      <w:r>
+        <w:t xml:space="preserve">Everything else from my last message stands: independent publication rather than my site, mutual approval before anything moves, joint copyright with no exclusive assignment without your written agreement, your right to reuse your own contribution, prior approval for commercial or promotional use of any kind including anything JRS, binding on whoever holds those materials in future, primary sources throughout the European analysis, and your personal-capacity line in your own words.</w:t>
+      </w:r>
+    </w:p>
+    <w:p>
+      <w:pPr>
+        <w:spacing w:after="140"/>
+      </w:pPr>
+      <w:r>
+        <w:t xml:space="preserve">Here is where the study actually stands, so you are drafting from current numbers rather than the ones sitting in the manuscript.</w:t>
+      </w:r>
+    </w:p>
+    <w:p>
+      <w:pPr>
+        <w:spacing w:after="140"/>
+      </w:pPr>
+      <w:r>
+        <w:t xml:space="preserve">Fifty three international reviewers across three studies have now graded records for this work, all unpaid and in a personal capacity. Thirty two of them completed a full 24-record set, across 16 countries and 5 continents.</w:t>
+      </w:r>
+    </w:p>
+    <w:p>
+      <w:pPr>
+        <w:spacing w:after="140"/>
+      </w:pPr>
+      <w:r>
+        <w:t xml:space="preserve">The detection result is 83.9 percent accuracy against a verified answer key, from a panel of 16 reviewers in 11 countries over 384 graded reads. The confidence interval runs 72.7 to 95.1, sensitivity 87.0, specificity 80.7. It clears the threshold that was fixed before anyone saw the data.</w:t>
+      </w:r>
+    </w:p>
+    <w:p>
+      <w:pPr>
+        <w:spacing w:after="140"/>
+      </w:pPr>
+      <w:r>
+        <w:t xml:space="preserve">Reliability is interim. Gwet's AC1 came out at 0.739 among the expert raters and 0.624 among trained reviewers, on 10 records and 124 labels. Both clear the pre-registered floor of 0.61. The confidence intervals are wide and the plan's secondary lower-bound criterion is not met, and I think the article should say that rather than round it off.</w:t>
+      </w:r>
+    </w:p>
+    <w:p>
+      <w:pPr>
+        <w:spacing w:after="140"/>
+      </w:pPr>
+      <w:r>
+        <w:t xml:space="preserve">On reproducibility, three models from three separate vendors agreed at 84 percent on the same records. That is consistency, not accuracy, and I would rather we labelled it that way in print.</w:t>
+      </w:r>
+    </w:p>
+    <w:p>
+      <w:pPr>
+        <w:spacing w:after="140"/>
+      </w:pPr>
+      <w:r>
+        <w:t xml:space="preserve">All of it is provisional until the study closes, which I still expect around 14 August. You will have the final figures before anything is submitted. If any of them read as overstated once you see them in context, cut them. I would rather the piece be defensible than impressive.</w:t>
+      </w:r>
+    </w:p>
+    <w:p>
+      <w:pPr>
+        <w:spacing w:after="140"/>
+      </w:pPr>
+      <w:r>
+        <w:t xml:space="preserve">Send me a word when you are ready and I will pass over the draft with Section V marked for you.</w:t>
       </w:r>
     </w:p>
     <w:p>
@@ -175,7 +189,7 @@
         <w:spacing w:after="140"/>
       </w:pPr>
       <w:r>
-        <w:t xml:space="preserve">What to change in the manuscript before you send him the draft</w:t>
+        <w:t xml:space="preserve">Before you send him the draft</w:t>
       </w:r>
     </w:p>
     <w:p>
@@ -187,7 +201,7 @@
         <w:spacing w:after="60"/>
       </w:pPr>
       <w:r>
-        <w:t xml:space="preserve">Add the equal-contribution line to the title block: "Both authors contributed equally to this article."</w:t>
+        <w:t xml:space="preserve">Add to the title block: "Both authors contributed equally to this article."</w:t>
       </w:r>
     </w:p>
     <w:p>
@@ -199,7 +213,7 @@
         <w:spacing w:after="60"/>
       </w:pPr>
       <w:r>
-        <w:t xml:space="preserve">Remove any wording in the draft, the cover note to the editor, or the biographies that positions either author as lead, senior, primary, or the article's authority.</w:t>
+        <w:t xml:space="preserve">Strip any lead, senior, or primary framing from the draft, the note to the editor, and both biographies.</w:t>
       </w:r>
     </w:p>
     <w:p>
@@ -211,7 +225,7 @@
         <w:spacing w:after="60"/>
       </w:pPr>
       <w:r>
-        <w:t xml:space="preserve">Check the abstract and opening paragraph for credential-led framing and replace it with the source being cited.</w:t>
+        <w:t xml:space="preserve">Check the abstract and the opening paragraph for credential-led framing and replace it with whatever source is being cited.</w:t>
       </w:r>
     </w:p>
     <w:p>
@@ -223,7 +237,286 @@
         <w:spacing w:after="60"/>
       </w:pPr>
       <w:r>
-        <w:t xml:space="preserve">Keep the byline as it is. It does not need to move.</w:t>
+        <w:t xml:space="preserve">Leave the byline alone. It does not need to move.</w:t>
+      </w:r>
+    </w:p>
+    <w:p>
+      <w:pPr>
+        <w:numPr>
+          <w:ilvl w:val="0"/>
+          <w:numId w:val="2"/>
+        </w:numPr>
+        <w:spacing w:after="60"/>
+      </w:pPr>
+      <w:r>
+        <w:t xml:space="preserve">Update every figure in the manuscript to the set above, and mark each one provisional until 14 August.</w:t>
+      </w:r>
+    </w:p>
+    <w:p>
+      <w:pPr>
+        <w:pStyle w:val="Heading2"/>
+        <w:spacing w:after="140"/>
+      </w:pPr>
+      <w:r>
+        <w:t xml:space="preserve">Figures used in this letter, and where each one comes from</w:t>
+      </w:r>
+    </w:p>
+    <w:tbl>
+      <w:tblPr>
+        <w:tblStyle w:val="TableGrid"/>
+        <w:tblW w:w="9360" w:type="dxa"/>
+        <w:tblBorders>
+          <w:top w:val="single" w:sz="4" w:space="0" w:color="999999"/>
+          <w:left w:val="single" w:sz="4" w:space="0" w:color="999999"/>
+          <w:bottom w:val="single" w:sz="4" w:space="0" w:color="999999"/>
+          <w:right w:val="single" w:sz="4" w:space="0" w:color="999999"/>
+          <w:insideH w:val="single" w:sz="4" w:space="0" w:color="999999"/>
+          <w:insideV w:val="single" w:sz="4" w:space="0" w:color="999999"/>
+        </w:tblBorders>
+      </w:tblPr>
+      <w:tblGrid>
+        <w:gridCol w:w="4680"/>
+        <w:gridCol w:w="4680"/>
+      </w:tblGrid>
+      <w:tr>
+        <w:tc>
+          <w:tcPr>
+            <w:tcW w:w="4680" w:type="dxa"/>
+          </w:tcPr>
+          <w:p>
+            <w:pPr>
+              <w:spacing w:after="0"/>
+            </w:pPr>
+            <w:r>
+              <w:t xml:space="preserve">Figure</w:t>
+            </w:r>
+          </w:p>
+        </w:tc>
+        <w:tc>
+          <w:tcPr>
+            <w:tcW w:w="4680" w:type="dxa"/>
+          </w:tcPr>
+          <w:p>
+            <w:pPr>
+              <w:spacing w:after="0"/>
+            </w:pPr>
+            <w:r>
+              <w:t xml:space="preserve">Source</w:t>
+            </w:r>
+          </w:p>
+        </w:tc>
+      </w:tr>
+      <w:tr>
+        <w:tc>
+          <w:tcPr>
+            <w:tcW w:w="4680" w:type="dxa"/>
+          </w:tcPr>
+          <w:p>
+            <w:pPr>
+              <w:spacing w:after="0"/>
+            </w:pPr>
+            <w:r>
+              <w:t xml:space="preserve">53 international reviewers, three studies</w:t>
+            </w:r>
+          </w:p>
+        </w:tc>
+        <w:tc>
+          <w:tcPr>
+            <w:tcW w:w="4680" w:type="dxa"/>
+          </w:tcPr>
+          <w:p>
+            <w:pPr>
+              <w:spacing w:after="0"/>
+            </w:pPr>
+            <w:r>
+              <w:rPr>
+                <w:rFonts w:ascii="Consolas" w:hAnsi="Consolas"/>
+              </w:rPr>
+              <w:t xml:space="preserve">research/count_participants.py</w:t>
+            </w:r>
+            <w:r>
+              <w:t xml:space="preserve">, graded-records basis</w:t>
+            </w:r>
+          </w:p>
+        </w:tc>
+      </w:tr>
+      <w:tr>
+        <w:tc>
+          <w:tcPr>
+            <w:tcW w:w="4680" w:type="dxa"/>
+          </w:tcPr>
+          <w:p>
+            <w:pPr>
+              <w:spacing w:after="0"/>
+            </w:pPr>
+            <w:r>
+              <w:t xml:space="preserve">32 completed a full 24-record set</w:t>
+            </w:r>
+          </w:p>
+        </w:tc>
+        <w:tc>
+          <w:tcPr>
+            <w:tcW w:w="4680" w:type="dxa"/>
+          </w:tcPr>
+          <w:p>
+            <w:pPr>
+              <w:spacing w:after="0"/>
+            </w:pPr>
+            <w:r>
+              <w:rPr>
+                <w:rFonts w:ascii="Consolas" w:hAnsi="Consolas"/>
+              </w:rPr>
+              <w:t xml:space="preserve">pilot_progress</w:t>
+            </w:r>
+            <w:r>
+              <w:t xml:space="preserve"> and </w:t>
+            </w:r>
+            <w:r>
+              <w:rPr>
+                <w:rFonts w:ascii="Consolas" w:hAnsi="Consolas"/>
+              </w:rPr>
+              <w:t xml:space="preserve">armb_progress</w:t>
+            </w:r>
+            <w:r>
+              <w:t xml:space="preserve">, 16 per arm</w:t>
+            </w:r>
+          </w:p>
+        </w:tc>
+      </w:tr>
+      <w:tr>
+        <w:tc>
+          <w:tcPr>
+            <w:tcW w:w="4680" w:type="dxa"/>
+          </w:tcPr>
+          <w:p>
+            <w:pPr>
+              <w:spacing w:after="0"/>
+            </w:pPr>
+            <w:r>
+              <w:t xml:space="preserve">16 countries, 5 continents</w:t>
+            </w:r>
+          </w:p>
+        </w:tc>
+        <w:tc>
+          <w:tcPr>
+            <w:tcW w:w="4680" w:type="dxa"/>
+          </w:tcPr>
+          <w:p>
+            <w:pPr>
+              <w:spacing w:after="0"/>
+            </w:pPr>
+            <w:r>
+              <w:rPr>
+                <w:rFonts w:ascii="Consolas" w:hAnsi="Consolas"/>
+              </w:rPr>
+              <w:t xml:space="preserve">research/Expert_Roster_All_Studies_2026-08-06.md</w:t>
+            </w:r>
+          </w:p>
+        </w:tc>
+      </w:tr>
+      <w:tr>
+        <w:tc>
+          <w:tcPr>
+            <w:tcW w:w="4680" w:type="dxa"/>
+          </w:tcPr>
+          <w:p>
+            <w:pPr>
+              <w:spacing w:after="0"/>
+            </w:pPr>
+            <w:r>
+              <w:t xml:space="preserve">83.9 percent, CI 72.7 to 95.1, sensitivity 87.0, specificity 80.7, 384 reads, 16 reviewers, 11 countries</w:t>
+            </w:r>
+          </w:p>
+        </w:tc>
+        <w:tc>
+          <w:tcPr>
+            <w:tcW w:w="4680" w:type="dxa"/>
+          </w:tcPr>
+          <w:p>
+            <w:pPr>
+              <w:spacing w:after="0"/>
+            </w:pPr>
+            <w:r>
+              <w:t xml:space="preserve">Detection paper, Section 5</w:t>
+            </w:r>
+          </w:p>
+        </w:tc>
+      </w:tr>
+      <w:tr>
+        <w:tc>
+          <w:tcPr>
+            <w:tcW w:w="4680" w:type="dxa"/>
+          </w:tcPr>
+          <w:p>
+            <w:pPr>
+              <w:spacing w:after="0"/>
+            </w:pPr>
+            <w:r>
+              <w:t xml:space="preserve">AC1 0.739 expert, 0.624 trained, 10 records, 124 labels, floor 0.61</w:t>
+            </w:r>
+          </w:p>
+        </w:tc>
+        <w:tc>
+          <w:tcPr>
+            <w:tcW w:w="4680" w:type="dxa"/>
+          </w:tcPr>
+          <w:p>
+            <w:pPr>
+              <w:spacing w:after="0"/>
+            </w:pPr>
+            <w:r>
+              <w:rPr>
+                <w:rFonts w:ascii="Consolas" w:hAnsi="Consolas"/>
+              </w:rPr>
+              <w:t xml:space="preserve">compute_ac1_ci.py</w:t>
+            </w:r>
+            <w:r>
+              <w:t xml:space="preserve">, pre-registered plan</w:t>
+            </w:r>
+          </w:p>
+        </w:tc>
+      </w:tr>
+      <w:tr>
+        <w:tc>
+          <w:tcPr>
+            <w:tcW w:w="4680" w:type="dxa"/>
+          </w:tcPr>
+          <w:p>
+            <w:pPr>
+              <w:spacing w:after="0"/>
+            </w:pPr>
+            <w:r>
+              <w:t xml:space="preserve">84 percent cross-vendor, three vendors</w:t>
+            </w:r>
+          </w:p>
+        </w:tc>
+        <w:tc>
+          <w:tcPr>
+            <w:tcW w:w="4680" w:type="dxa"/>
+          </w:tcPr>
+          <w:p>
+            <w:pPr>
+              <w:spacing w:after="0"/>
+            </w:pPr>
+            <w:r>
+              <w:t xml:space="preserve">Reproducibility analysis, nightly run</w:t>
+            </w:r>
+          </w:p>
+        </w:tc>
+      </w:tr>
+    </w:tbl>
+    <w:p>
+      <w:pPr/>
+      <w:r>
+        <w:t/>
+      </w:r>
+    </w:p>
+    <w:p>
+      <w:pPr>
+        <w:spacing w:after="140"/>
+      </w:pPr>
+      <w:r>
+        <w:t xml:space="preserve">The 11-country figure belongs to the 16-person detection panel. The 16-country figure belongs to all 32 completers. Both are correct in their own scope and neither should be swapped for the other.</w:t>
       </w:r>
     </w:p>
     <w:sectPr>

--- a/research/Reply_Hekim_EqualCoAuthors_2026-08-06.docx
+++ b/research/Reply_Hekim_EqualCoAuthors_2026-08-06.docx
@@ -117,31 +117,23 @@
         <w:spacing w:after="140"/>
       </w:pPr>
       <w:r>
-        <w:t xml:space="preserve">Reliability is interim. Gwet's AC1 came out at 0.739 among the expert raters and 0.624 among trained reviewers, on 10 records and 124 labels. Both clear the pre-registered floor of 0.61. The confidence intervals are wide and the plan's secondary lower-bound criterion is not met, and I think the article should say that rather than round it off.</w:t>
-      </w:r>
-    </w:p>
-    <w:p>
-      <w:pPr>
-        <w:spacing w:after="140"/>
-      </w:pPr>
-      <w:r>
-        <w:t xml:space="preserve">On reproducibility, three models from three separate vendors agreed at 84 percent on the same records. That is consistency, not accuracy, and I would rather we labelled it that way in print.</w:t>
-      </w:r>
-    </w:p>
-    <w:p>
-      <w:pPr>
-        <w:spacing w:after="140"/>
-      </w:pPr>
-      <w:r>
-        <w:t xml:space="preserve">All of it is provisional until the study closes, which I still expect around 14 August. You will have the final figures before anything is submitted. If any of them read as overstated once you see them in context, cut them. I would rather the piece be defensible than impressive.</w:t>
-      </w:r>
-    </w:p>
-    <w:p>
-      <w:pPr>
-        <w:spacing w:after="140"/>
-      </w:pPr>
-      <w:r>
-        <w:t xml:space="preserve">Send me a word when you are ready and I will pass over the draft with Section V marked for you.</w:t>
+        <w:t xml:space="preserve">Reliability came out at Gwet's AC1 of 0.739 among the expert raters and 0.624 among trained reviewers, both above the floor of 0.61 we set in advance. Three models from three separate vendors agreed at 84 percent on the same records, which is consistent application rather than accuracy, and the draft already labels it that way.</w:t>
+      </w:r>
+    </w:p>
+    <w:p>
+      <w:pPr>
+        <w:spacing w:after="140"/>
+      </w:pPr>
+      <w:r>
+        <w:t xml:space="preserve">All of it is provisional until the study closes, which I still expect around 14 August, and you will have the final figures before anything is submitted.</w:t>
+      </w:r>
+    </w:p>
+    <w:p>
+      <w:pPr>
+        <w:spacing w:after="140"/>
+      </w:pPr>
+      <w:r>
+        <w:t xml:space="preserve">The revised draft is attached. I have already folded these numbers in, added the equal-contribution line under the byline, and gone back through for anywhere the piece leaned on a credential instead of a source. Section V is marked for you.</w:t>
       </w:r>
     </w:p>
     <w:p>
@@ -189,7 +181,33 @@
         <w:spacing w:after="140"/>
       </w:pPr>
       <w:r>
-        <w:t xml:space="preserve">Before you send him the draft</w:t>
+        <w:t xml:space="preserve">What was applied to the draft, all done</w:t>
+      </w:r>
+    </w:p>
+    <w:p>
+      <w:pPr>
+        <w:spacing w:after="140"/>
+      </w:pPr>
+      <w:r>
+        <w:t xml:space="preserve">The revised article is </w:t>
+      </w:r>
+      <w:r>
+        <w:rPr>
+          <w:rFonts w:ascii="Consolas" w:hAnsi="Consolas"/>
+        </w:rPr>
+        <w:t xml:space="preserve">research/Evidentiary_Deficit_Article_Hekim_Version.md</w:t>
+      </w:r>
+      <w:r>
+        <w:t xml:space="preserve"> and the matching </w:t>
+      </w:r>
+      <w:r>
+        <w:rPr>
+          <w:rFonts w:ascii="Consolas" w:hAnsi="Consolas"/>
+        </w:rPr>
+        <w:t xml:space="preserve">.docx</w:t>
+      </w:r>
+      <w:r>
+        <w:t xml:space="preserve">. Attach the docx to the message.</w:t>
       </w:r>
     </w:p>
     <w:p>
@@ -201,7 +219,7 @@
         <w:spacing w:after="60"/>
       </w:pPr>
       <w:r>
-        <w:t xml:space="preserve">Add to the title block: "Both authors contributed equally to this article."</w:t>
+        <w:t xml:space="preserve">Equal-contribution line added under the byline: "Both authors contributed equally to this article. Names appear in alphabetical order."</w:t>
       </w:r>
     </w:p>
     <w:p>
@@ -213,7 +231,7 @@
         <w:spacing w:after="60"/>
       </w:pPr>
       <w:r>
-        <w:t xml:space="preserve">Strip any lead, senior, or primary framing from the draft, the note to the editor, and both biographies.</w:t>
+        <w:t xml:space="preserve">No lead, senior, or primary framing anywhere in the piece or in either biography. Byline unchanged.</w:t>
       </w:r>
     </w:p>
     <w:p>
@@ -225,7 +243,7 @@
         <w:spacing w:after="60"/>
       </w:pPr>
       <w:r>
-        <w:t xml:space="preserve">Check the abstract and the opening paragraph for credential-led framing and replace it with whatever source is being cited.</w:t>
+        <w:t xml:space="preserve">The validation paragraph in About JRS was rebuilt from scratch. It previously read "Independent reviewers across 10 countries on 5 continents have completed structured reviews", which predates both the detection panel and the comparison study and had no detection result in it at all.</w:t>
       </w:r>
     </w:p>
     <w:p>
@@ -237,7 +255,7 @@
         <w:spacing w:after="60"/>
       </w:pPr>
       <w:r>
-        <w:t xml:space="preserve">Leave the byline alone. It does not need to move.</w:t>
+        <w:t xml:space="preserve">Current figures folded in and marked provisional until mid-August: 53 international reviewers across three studies, 32 completing a full 24-record set across 16 countries and 5 continents, detection at 83.9% with its interval and its sensitivity and specificity, cross-vendor reproducibility at 84% labelled as consistent application, and interim reliability at AC1 0.739 and 0.624 against the 0.61 floor.</w:t>
       </w:r>
     </w:p>
     <w:p>
@@ -249,7 +267,39 @@
         <w:spacing w:after="60"/>
       </w:pPr>
       <w:r>
-        <w:t xml:space="preserve">Update every figure in the manuscript to the set above, and mark each one provisional until 14 August.</w:t>
+        <w:t xml:space="preserve">The year range 2012 to 2025 removed from the author biography.</w:t>
+      </w:r>
+    </w:p>
+    <w:p>
+      <w:pPr>
+        <w:numPr>
+          <w:ilvl w:val="0"/>
+          <w:numId w:val="2"/>
+        </w:numPr>
+        <w:spacing w:after="60"/>
+      </w:pPr>
+      <w:r>
+        <w:t xml:space="preserve">Acknowledgment now credits the reviewers alongside the methodology author.</w:t>
+      </w:r>
+    </w:p>
+    <w:p>
+      <w:pPr>
+        <w:numPr>
+          <w:ilvl w:val="0"/>
+          <w:numId w:val="2"/>
+        </w:numPr>
+        <w:spacing w:after="60"/>
+      </w:pPr>
+      <w:r>
+        <w:t xml:space="preserve">Three machine cadences rewritten: "Different legal vocabulary, same underlying requirement", "The organizations that come through the next decade in good shape will be the ones that", and "Pull these currents together and they point at a single governance idea that outlasts any one jurisdiction."</w:t>
+      </w:r>
+    </w:p>
+    <w:p>
+      <w:pPr>
+        <w:spacing w:after="140"/>
+      </w:pPr>
+      <w:r>
+        <w:t xml:space="preserve">Article now runs 2,549 words. Zero em-dashes, zero banned vocabulary.</w:t>
       </w:r>
     </w:p>
     <w:p>

--- a/research/Reply_Hekim_EqualCoAuthors_2026-08-06.docx
+++ b/research/Reply_Hekim_EqualCoAuthors_2026-08-06.docx
@@ -101,7 +101,7 @@
         <w:spacing w:after="140"/>
       </w:pPr>
       <w:r>
-        <w:t xml:space="preserve">Fifty three international reviewers across three studies have now graded records for this work, all unpaid and in a personal capacity. Thirty two of them completed a full 24-record set, across 16 countries and 5 continents.</w:t>
+        <w:t xml:space="preserve">Fifty three international reviewers across three studies have now graded records for this work, all unpaid and in a personal capacity. Thirty two independent experts among them completed a full 24-record set, in 16 countries across 5 continents.</w:t>
       </w:r>
     </w:p>
     <w:p>
@@ -117,7 +117,7 @@
         <w:spacing w:after="140"/>
       </w:pPr>
       <w:r>
-        <w:t xml:space="preserve">Reliability came out at Gwet's AC1 of 0.739 among the expert raters and 0.624 among trained reviewers, both above the floor of 0.61 we set in advance. Three models from three separate vendors agreed at 84 percent on the same records, which is consistent application rather than accuracy, and the draft already labels it that way.</w:t>
+        <w:t xml:space="preserve">Reliability came out at Gwet's AC1 of 0.739 among the expert raters and 0.624 among trained reviewers, both above the floor of 0.61 we set in advance, on 10 records and 99 labels. Three models from three separate vendors agreed at 84 percent on the same records, which is consistent application rather than accuracy, and the draft already labels it that way.</w:t>
       </w:r>
     </w:p>
     <w:p>
@@ -255,7 +255,7 @@
         <w:spacing w:after="60"/>
       </w:pPr>
       <w:r>
-        <w:t xml:space="preserve">Current figures folded in and marked provisional until mid-August: 53 international reviewers across three studies, 32 completing a full 24-record set across 16 countries and 5 continents, detection at 83.9% with its interval and its sensitivity and specificity, cross-vendor reproducibility at 84% labelled as consistent application, and interim reliability at AC1 0.739 and 0.624 against the 0.61 floor.</w:t>
+        <w:t xml:space="preserve">Current figures folded in and marked provisional until mid-August: 53 international reviewers across three studies, 32 independent experts completing a full 24-record set in 16 countries across 5 continents, detection at 83.9% with its interval and its sensitivity and specificity, cross-vendor reproducibility at 84% labelled as consistent application, and interim reliability at AC1 0.739 and 0.624 against the 0.61 floor on 10 records and 99 labels.</w:t>
       </w:r>
     </w:p>
     <w:p>
@@ -502,7 +502,7 @@
               <w:spacing w:after="0"/>
             </w:pPr>
             <w:r>
-              <w:t xml:space="preserve">AC1 0.739 expert, 0.624 trained, 10 records, 124 labels, floor 0.61</w:t>
+              <w:t xml:space="preserve">AC1 0.739 expert, 0.624 trained, 10 records, 99 labels, floor 0.61</w:t>
             </w:r>
           </w:p>
         </w:tc>
@@ -521,7 +521,13 @@
               <w:t xml:space="preserve">compute_ac1_ci.py</w:t>
             </w:r>
             <w:r>
-              <w:t xml:space="preserve">, pre-registered plan</w:t>
+              <w:t xml:space="preserve">; extract at </w:t>
+            </w:r>
+            <w:r>
+              <w:rPr>
+                <w:rFonts w:ascii="Consolas" w:hAnsi="Consolas"/>
+              </w:rPr>
+              <w:t xml:space="preserve">reliability_labels_2026-08-04.tsv</w:t>
             </w:r>
           </w:p>
         </w:tc>
@@ -567,6 +573,14 @@
       </w:pPr>
       <w:r>
         <w:t xml:space="preserve">The 11-country figure belongs to the 16-person detection panel. The 16-country figure belongs to all 32 completers. Both are correct in their own scope and neither should be swapped for the other.</w:t>
+      </w:r>
+    </w:p>
+    <w:p>
+      <w:pPr>
+        <w:spacing w:after="140"/>
+      </w:pPr>
+      <w:r>
+        <w:t xml:space="preserve">On "32": that is the number who completed a full 24-record set across the programme's two review studies, sixteen in each. All 32 are credentialed experts. It is the right figure for the practitioner article, which describes the programme. It is not the right figure for the detection paper's Results, which report the sixteen-person panel and their 384 reads, and where pooling two studies into one reported number is the error a referee would find first. The detection paper now carries the 32 in its Acknowledgments, labelled as programme context.</w:t>
       </w:r>
     </w:p>
     <w:sectPr>

--- a/research/Reply_Hekim_EqualCoAuthors_2026-08-06.docx
+++ b/research/Reply_Hekim_EqualCoAuthors_2026-08-06.docx
@@ -8,7 +8,7 @@
         <w:spacing w:after="140"/>
       </w:pPr>
       <w:r>
-        <w:t xml:space="preserve">Reply to Hekim Colpan: equal co-authorship, with current study figures (2026-08-06)</w:t>
+        <w:t xml:space="preserve">Reply to Hekim Colpan: his revisions applied (2026-08-06)</w:t>
       </w:r>
     </w:p>
     <w:p>
@@ -19,7 +19,7 @@
         <w:rPr>
           <w:i/>
         </w:rPr>
-        <w:t xml:space="preserve">He accepted every term and asked for one change: equal co-authors, article presented on its substance rather than on either of you. Give him a plain yes, say what actually changes, and hand him the current numbers so he is drafting from live figures instead of the ones sitting in the manuscript. Send from info@jrsstandard.com. No long dashes.</w:t>
+        <w:t xml:space="preserve">He confirmed the terms, restated the equal-co-authorship request, supplied his own biography and disclosure wording, set a condition on the JRS figures, and told you what he will do next. Answer by confirming each item is already in the draft rather than promising it. Send from info@jrsstandard.com with the revised article attached. No long dashes.</w:t>
       </w:r>
     </w:p>
     <w:p>
@@ -30,7 +30,7 @@
         <w:rPr>
           <w:i/>
         </w:rPr>
-        <w:t xml:space="preserve">Note for you, not for him: your 08-05 letter put his name first because he carries the European analysis. That reason is the thing he is declining, not the position. Keeping the byline where it is and calling it alphabetical order settles both at once, and the letter says so outright so he is not left wondering whether he got quietly demoted for asking.</w:t>
+        <w:t xml:space="preserve">Note for you, not for him: he wrote his own bio and disclosure, so use them exactly as written and say that you did. Authors notice when their words come back edited. His figures condition is also the sharpest thing in his message and he is right about it, which is why the validation block now carries the design detail rather than bare numbers.</w:t>
       </w:r>
     </w:p>
     <w:p>
@@ -53,87 +53,63 @@
         <w:spacing w:after="140"/>
       </w:pPr>
       <w:r>
-        <w:t xml:space="preserve">Yes to all of it, and thank you for saying it plainly.</w:t>
-      </w:r>
-    </w:p>
-    <w:p>
-      <w:pPr>
-        <w:spacing w:after="140"/>
-      </w:pPr>
-      <w:r>
-        <w:t xml:space="preserve">Equal co-authors it is. The byline stays Hekim Colpan and Phillip Wikes, but the reason is alphabetical order, not seniority, and I will say so anywhere it comes up. The article will carry a line stating that we contributed equally. Nothing in the piece, in the note to the editor, or in either biography will call one of us lead, senior, or primary.</w:t>
-      </w:r>
-    </w:p>
-    <w:p>
-      <w:pPr>
-        <w:spacing w:after="140"/>
-      </w:pPr>
-      <w:r>
-        <w:t xml:space="preserve">The European sections are still yours. The EU AI Act, GDPR, DORA and ISO/IEC 42001 analysis is your work, and I will not touch it without sending it back to you first. That is how we split the labour, and the article will not read as though it is a ranking.</w:t>
-      </w:r>
-    </w:p>
-    <w:p>
-      <w:pPr>
-        <w:spacing w:after="140"/>
-      </w:pPr>
-      <w:r>
-        <w:t xml:space="preserve">I am also going back through the draft for anywhere it leans on either of our credentials to carry a point. Where it does, I am replacing it with the source. If a claim needs one of us to vouch for it rather than a clause or a case, we probably should not be making it.</w:t>
-      </w:r>
-    </w:p>
-    <w:p>
-      <w:pPr>
-        <w:spacing w:after="140"/>
-      </w:pPr>
-      <w:r>
-        <w:t xml:space="preserve">Everything else from my last message stands: independent publication rather than my site, mutual approval before anything moves, joint copyright with no exclusive assignment without your written agreement, your right to reuse your own contribution, prior approval for commercial or promotional use of any kind including anything JRS, binding on whoever holds those materials in future, primary sources throughout the European analysis, and your personal-capacity line in your own words.</w:t>
-      </w:r>
-    </w:p>
-    <w:p>
-      <w:pPr>
-        <w:spacing w:after="140"/>
-      </w:pPr>
-      <w:r>
-        <w:t xml:space="preserve">Here is where the study actually stands, so you are drafting from current numbers rather than the ones sitting in the manuscript.</w:t>
-      </w:r>
-    </w:p>
-    <w:p>
-      <w:pPr>
-        <w:spacing w:after="140"/>
-      </w:pPr>
-      <w:r>
-        <w:t xml:space="preserve">Fifty three international reviewers across three studies have now graded records for this work, all unpaid and in a personal capacity. Thirty two independent experts among them completed a full 24-record set, in 16 countries across 5 continents.</w:t>
-      </w:r>
-    </w:p>
-    <w:p>
-      <w:pPr>
-        <w:spacing w:after="140"/>
-      </w:pPr>
-      <w:r>
-        <w:t xml:space="preserve">The detection result is 83.9 percent accuracy against a verified answer key, from a panel of 16 reviewers in 11 countries over 384 graded reads. The confidence interval runs 72.7 to 95.1, sensitivity 87.0, specificity 80.7. It clears the threshold that was fixed before anyone saw the data.</w:t>
-      </w:r>
-    </w:p>
-    <w:p>
-      <w:pPr>
-        <w:spacing w:after="140"/>
-      </w:pPr>
-      <w:r>
-        <w:t xml:space="preserve">Reliability came out at Gwet's AC1 of 0.739 among the expert raters and 0.624 among trained reviewers, both above the floor of 0.61 we set in advance, on 10 records and 99 labels. Three models from three separate vendors agreed at 84 percent on the same records, which is consistent application rather than accuracy, and the draft already labels it that way.</w:t>
-      </w:r>
-    </w:p>
-    <w:p>
-      <w:pPr>
-        <w:spacing w:after="140"/>
-      </w:pPr>
-      <w:r>
-        <w:t xml:space="preserve">All of it is provisional until the study closes, which I still expect around 14 August, and you will have the final figures before anything is submitted.</w:t>
-      </w:r>
-    </w:p>
-    <w:p>
-      <w:pPr>
-        <w:spacing w:after="140"/>
-      </w:pPr>
-      <w:r>
-        <w:t xml:space="preserve">The revised draft is attached. I have already folded these numbers in, added the equal-contribution line under the byline, and gone back through for anywhere the piece leaned on a credential instead of a source. Section V is marked for you.</w:t>
+        <w:t xml:space="preserve">Thank you. Everything you asked for is in the draft attached, so this is mostly confirmation rather than promises.</w:t>
+      </w:r>
+    </w:p>
+    <w:p>
+      <w:pPr>
+        <w:spacing w:after="140"/>
+      </w:pPr>
+      <w:r>
+        <w:t xml:space="preserve">Equal co-authors, as you asked. The byline reads Hekim Colpan and Phillip Wikes in alphabetical order rather than by seniority, and a line under it says we contributed equally. Nothing in the article, the note to the editor, or either biography calls one of us lead, senior, or primary.</w:t>
+      </w:r>
+    </w:p>
+    <w:p>
+      <w:pPr>
+        <w:spacing w:after="140"/>
+      </w:pPr>
+      <w:r>
+        <w:t xml:space="preserve">Your biography and your disclosure are in exactly as you wrote them, word for word. The disclosure sits directly under the byline where a reader meets it early rather than buried at the end.</w:t>
+      </w:r>
+    </w:p>
+    <w:p>
+      <w:pPr>
+        <w:spacing w:after="140"/>
+      </w:pPr>
+      <w:r>
+        <w:t xml:space="preserve">On the figures, you put your finger on the right thing, and I have taken the second half of your condition seriously rather than just the first. Every number now carries the method behind it in the article itself: the corpus is 24 constructed records, twelve with traceable support and twelve without; the answer key was fixed before any reviewer saw a record and then independently reproduced by blind raters, 24 of 24; reviewers are blind to the key and to each other; accuracy is computed per reviewer rather than per read; and the thresholds were registered before the data were examined. The reliability figures now say plainly that they rest on 10 records against a target of about 26, that the intervals are wide, and that they will be re-estimated at target. Anything that still cannot be supported when the study closes comes out. I would rather publish four defensible numbers than six impressive ones.</w:t>
+      </w:r>
+    </w:p>
+    <w:p>
+      <w:pPr>
+        <w:spacing w:after="140"/>
+      </w:pPr>
+      <w:r>
+        <w:t xml:space="preserve">Where the numbers stand today, all provisional until close on or about 14 August: fifty three international reviewers across three studies have graded records for this work, unpaid and in a personal capacity, and thirty two independent experts among them completed a full 24-record set in 16 countries across 5 continents. Detection is 83.9 percent against the verified key, from 16 reviewers in 11 countries over 384 graded reads, with a 95 percent interval of 72.7 to 95.1, sensitivity 87.0 and specificity 80.7. Cross-vendor agreement is 84 percent, which is consistent application and not accuracy, and the draft labels it that way. Reliability is Gwet's AC1 of 0.739 among expert raters and 0.624 among trained reviewers on 10 records and 99 labels, against a floor of 0.61. You will have the locked set before anything is submitted.</w:t>
+      </w:r>
+    </w:p>
+    <w:p>
+      <w:pPr>
+        <w:spacing w:after="140"/>
+      </w:pPr>
+      <w:r>
+        <w:t xml:space="preserve">Your plan for the European sections and the checklist is exactly right, and the sequence you describe is the one I would want: your revisions with primary sources first, then both of us over the whole article, then a decision about submission. No deadline from me.</w:t>
+      </w:r>
+    </w:p>
+    <w:p>
+      <w:pPr>
+        <w:spacing w:after="140"/>
+      </w:pPr>
+      <w:r>
+        <w:t xml:space="preserve">One thing worth flagging now rather than at the end. The draft has grown to roughly 2,800 words, and Corporate Compliance Insights runs contributed pieces closer to 1,200 to 1,800. Once your sections are in and we can see the whole thing, we will need a trim pass. I would rather cut from my half than from the European analysis, and I would like us to make those calls together rather than have me quietly shorten your work.</w:t>
+      </w:r>
+    </w:p>
+    <w:p>
+      <w:pPr>
+        <w:spacing w:after="140"/>
+      </w:pPr>
+      <w:r>
+        <w:t xml:space="preserve">Section V is marked for you in the attached draft.</w:t>
       </w:r>
     </w:p>
     <w:p>
@@ -181,134 +157,7 @@
         <w:spacing w:after="140"/>
       </w:pPr>
       <w:r>
-        <w:t xml:space="preserve">What was applied to the draft, all done</w:t>
-      </w:r>
-    </w:p>
-    <w:p>
-      <w:pPr>
-        <w:spacing w:after="140"/>
-      </w:pPr>
-      <w:r>
-        <w:t xml:space="preserve">The revised article is </w:t>
-      </w:r>
-      <w:r>
-        <w:rPr>
-          <w:rFonts w:ascii="Consolas" w:hAnsi="Consolas"/>
-        </w:rPr>
-        <w:t xml:space="preserve">research/Evidentiary_Deficit_Article_Hekim_Version.md</w:t>
-      </w:r>
-      <w:r>
-        <w:t xml:space="preserve"> and the matching </w:t>
-      </w:r>
-      <w:r>
-        <w:rPr>
-          <w:rFonts w:ascii="Consolas" w:hAnsi="Consolas"/>
-        </w:rPr>
-        <w:t xml:space="preserve">.docx</w:t>
-      </w:r>
-      <w:r>
-        <w:t xml:space="preserve">. Attach the docx to the message.</w:t>
-      </w:r>
-    </w:p>
-    <w:p>
-      <w:pPr>
-        <w:numPr>
-          <w:ilvl w:val="0"/>
-          <w:numId w:val="2"/>
-        </w:numPr>
-        <w:spacing w:after="60"/>
-      </w:pPr>
-      <w:r>
-        <w:t xml:space="preserve">Equal-contribution line added under the byline: "Both authors contributed equally to this article. Names appear in alphabetical order."</w:t>
-      </w:r>
-    </w:p>
-    <w:p>
-      <w:pPr>
-        <w:numPr>
-          <w:ilvl w:val="0"/>
-          <w:numId w:val="2"/>
-        </w:numPr>
-        <w:spacing w:after="60"/>
-      </w:pPr>
-      <w:r>
-        <w:t xml:space="preserve">No lead, senior, or primary framing anywhere in the piece or in either biography. Byline unchanged.</w:t>
-      </w:r>
-    </w:p>
-    <w:p>
-      <w:pPr>
-        <w:numPr>
-          <w:ilvl w:val="0"/>
-          <w:numId w:val="2"/>
-        </w:numPr>
-        <w:spacing w:after="60"/>
-      </w:pPr>
-      <w:r>
-        <w:t xml:space="preserve">The validation paragraph in About JRS was rebuilt from scratch. It previously read "Independent reviewers across 10 countries on 5 continents have completed structured reviews", which predates both the detection panel and the comparison study and had no detection result in it at all.</w:t>
-      </w:r>
-    </w:p>
-    <w:p>
-      <w:pPr>
-        <w:numPr>
-          <w:ilvl w:val="0"/>
-          <w:numId w:val="2"/>
-        </w:numPr>
-        <w:spacing w:after="60"/>
-      </w:pPr>
-      <w:r>
-        <w:t xml:space="preserve">Current figures folded in and marked provisional until mid-August: 53 international reviewers across three studies, 32 independent experts completing a full 24-record set in 16 countries across 5 continents, detection at 83.9% with its interval and its sensitivity and specificity, cross-vendor reproducibility at 84% labelled as consistent application, and interim reliability at AC1 0.739 and 0.624 against the 0.61 floor on 10 records and 99 labels.</w:t>
-      </w:r>
-    </w:p>
-    <w:p>
-      <w:pPr>
-        <w:numPr>
-          <w:ilvl w:val="0"/>
-          <w:numId w:val="2"/>
-        </w:numPr>
-        <w:spacing w:after="60"/>
-      </w:pPr>
-      <w:r>
-        <w:t xml:space="preserve">The year range 2012 to 2025 removed from the author biography.</w:t>
-      </w:r>
-    </w:p>
-    <w:p>
-      <w:pPr>
-        <w:numPr>
-          <w:ilvl w:val="0"/>
-          <w:numId w:val="2"/>
-        </w:numPr>
-        <w:spacing w:after="60"/>
-      </w:pPr>
-      <w:r>
-        <w:t xml:space="preserve">Acknowledgment now credits the reviewers alongside the methodology author.</w:t>
-      </w:r>
-    </w:p>
-    <w:p>
-      <w:pPr>
-        <w:numPr>
-          <w:ilvl w:val="0"/>
-          <w:numId w:val="2"/>
-        </w:numPr>
-        <w:spacing w:after="60"/>
-      </w:pPr>
-      <w:r>
-        <w:t xml:space="preserve">Three machine cadences rewritten: "Different legal vocabulary, same underlying requirement", "The organizations that come through the next decade in good shape will be the ones that", and "Pull these currents together and they point at a single governance idea that outlasts any one jurisdiction."</w:t>
-      </w:r>
-    </w:p>
-    <w:p>
-      <w:pPr>
-        <w:spacing w:after="140"/>
-      </w:pPr>
-      <w:r>
-        <w:t xml:space="preserve">Article now runs 2,549 words. Zero em-dashes, zero banned vocabulary.</w:t>
-      </w:r>
-    </w:p>
-    <w:p>
-      <w:pPr>
-        <w:pStyle w:val="Heading2"/>
-        <w:spacing w:after="140"/>
-      </w:pPr>
-      <w:r>
-        <w:t xml:space="preserve">Figures used in this letter, and where each one comes from</w:t>
+        <w:t xml:space="preserve">Every item he asked for, and where it now sits in the draft</w:t>
       </w:r>
     </w:p>
     <w:tbl>
@@ -338,6 +187,241 @@
               <w:spacing w:after="0"/>
             </w:pPr>
             <w:r>
+              <w:t xml:space="preserve">His request</w:t>
+            </w:r>
+          </w:p>
+        </w:tc>
+        <w:tc>
+          <w:tcPr>
+            <w:tcW w:w="4680" w:type="dxa"/>
+          </w:tcPr>
+          <w:p>
+            <w:pPr>
+              <w:spacing w:after="0"/>
+            </w:pPr>
+            <w:r>
+              <w:t xml:space="preserve">Status in </w:t>
+            </w:r>
+            <w:r>
+              <w:rPr>
+                <w:rFonts w:ascii="Consolas" w:hAnsi="Consolas"/>
+              </w:rPr>
+              <w:t xml:space="preserve">Evidentiary_Deficit_Article_Hekim_Version.md</w:t>
+            </w:r>
+          </w:p>
+        </w:tc>
+      </w:tr>
+      <w:tr>
+        <w:tc>
+          <w:tcPr>
+            <w:tcW w:w="4680" w:type="dxa"/>
+          </w:tcPr>
+          <w:p>
+            <w:pPr>
+              <w:spacing w:after="0"/>
+            </w:pPr>
+            <w:r>
+              <w:t xml:space="preserve">Equal co-authors, no emphasis on him as lead or primary</w:t>
+            </w:r>
+          </w:p>
+        </w:tc>
+        <w:tc>
+          <w:tcPr>
+            <w:tcW w:w="4680" w:type="dxa"/>
+          </w:tcPr>
+          <w:p>
+            <w:pPr>
+              <w:spacing w:after="0"/>
+            </w:pPr>
+            <w:r>
+              <w:t xml:space="preserve">Line under the byline: "Both authors contributed equally to this article. Names appear in alphabetical order." No lead, senior, or primary framing anywhere in the piece or either biography.</w:t>
+            </w:r>
+          </w:p>
+        </w:tc>
+      </w:tr>
+      <w:tr>
+        <w:tc>
+          <w:tcPr>
+            <w:tcW w:w="4680" w:type="dxa"/>
+          </w:tcPr>
+          <w:p>
+            <w:pPr>
+              <w:spacing w:after="0"/>
+            </w:pPr>
+            <w:r>
+              <w:t xml:space="preserve">He owns the European sections</w:t>
+            </w:r>
+          </w:p>
+        </w:tc>
+        <w:tc>
+          <w:tcPr>
+            <w:tcW w:w="4680" w:type="dxa"/>
+          </w:tcPr>
+          <w:p>
+            <w:pPr>
+              <w:spacing w:after="0"/>
+            </w:pPr>
+            <w:r>
+              <w:t xml:space="preserve">Section V is his. Not edited without returning it to him.</w:t>
+            </w:r>
+          </w:p>
+        </w:tc>
+      </w:tr>
+      <w:tr>
+        <w:tc>
+          <w:tcPr>
+            <w:tcW w:w="4680" w:type="dxa"/>
+          </w:tcPr>
+          <w:p>
+            <w:pPr>
+              <w:spacing w:after="0"/>
+            </w:pPr>
+            <w:r>
+              <w:t xml:space="preserve">His biography, his wording</w:t>
+            </w:r>
+          </w:p>
+        </w:tc>
+        <w:tc>
+          <w:tcPr>
+            <w:tcW w:w="4680" w:type="dxa"/>
+          </w:tcPr>
+          <w:p>
+            <w:pPr>
+              <w:spacing w:after="0"/>
+            </w:pPr>
+            <w:r>
+              <w:t xml:space="preserve">Used verbatim, in the About the Authors block.</w:t>
+            </w:r>
+          </w:p>
+        </w:tc>
+      </w:tr>
+      <w:tr>
+        <w:tc>
+          <w:tcPr>
+            <w:tcW w:w="4680" w:type="dxa"/>
+          </w:tcPr>
+          <w:p>
+            <w:pPr>
+              <w:spacing w:after="0"/>
+            </w:pPr>
+            <w:r>
+              <w:t xml:space="preserve">His disclosure, his wording</w:t>
+            </w:r>
+          </w:p>
+        </w:tc>
+        <w:tc>
+          <w:tcPr>
+            <w:tcW w:w="4680" w:type="dxa"/>
+          </w:tcPr>
+          <w:p>
+            <w:pPr>
+              <w:spacing w:after="0"/>
+            </w:pPr>
+            <w:r>
+              <w:t xml:space="preserve">Used verbatim, placed directly under the byline.</w:t>
+            </w:r>
+          </w:p>
+        </w:tc>
+      </w:tr>
+      <w:tr>
+        <w:tc>
+          <w:tcPr>
+            <w:tcW w:w="4680" w:type="dxa"/>
+          </w:tcPr>
+          <w:p>
+            <w:pPr>
+              <w:spacing w:after="0"/>
+            </w:pPr>
+            <w:r>
+              <w:t xml:space="preserve">Provisional figures updated at close, or removed if not supportable with enough methodological detail</w:t>
+            </w:r>
+          </w:p>
+        </w:tc>
+        <w:tc>
+          <w:tcPr>
+            <w:tcW w:w="4680" w:type="dxa"/>
+          </w:tcPr>
+          <w:p>
+            <w:pPr>
+              <w:spacing w:after="0"/>
+            </w:pPr>
+            <w:r>
+              <w:t xml:space="preserve">Every figure now carries its design detail in the article. Corpus balance, key verification, blinding, unit of analysis, and pre-registered thresholds are stated. Reliability is explicitly marked interim on 10 records against a target of about 26.</w:t>
+            </w:r>
+          </w:p>
+        </w:tc>
+      </w:tr>
+      <w:tr>
+        <w:tc>
+          <w:tcPr>
+            <w:tcW w:w="4680" w:type="dxa"/>
+          </w:tcPr>
+          <w:p>
+            <w:pPr>
+              <w:spacing w:after="0"/>
+            </w:pPr>
+            <w:r>
+              <w:t xml:space="preserve">Publication route, joint approval, copyright and future use</w:t>
+            </w:r>
+          </w:p>
+        </w:tc>
+        <w:tc>
+          <w:tcPr>
+            <w:tcW w:w="4680" w:type="dxa"/>
+          </w:tcPr>
+          <w:p>
+            <w:pPr>
+              <w:spacing w:after="0"/>
+            </w:pPr>
+            <w:r>
+              <w:t xml:space="preserve">Unchanged from the 2026-08-05 letter.</w:t>
+            </w:r>
+          </w:p>
+        </w:tc>
+      </w:tr>
+    </w:tbl>
+    <w:p>
+      <w:pPr/>
+      <w:r>
+        <w:t/>
+      </w:r>
+    </w:p>
+    <w:p>
+      <w:pPr>
+        <w:pStyle w:val="Heading2"/>
+        <w:spacing w:after="140"/>
+      </w:pPr>
+      <w:r>
+        <w:t xml:space="preserve">Figures in the letter and the article, and where each comes from</w:t>
+      </w:r>
+    </w:p>
+    <w:tbl>
+      <w:tblPr>
+        <w:tblStyle w:val="TableGrid"/>
+        <w:tblW w:w="9360" w:type="dxa"/>
+        <w:tblBorders>
+          <w:top w:val="single" w:sz="4" w:space="0" w:color="999999"/>
+          <w:left w:val="single" w:sz="4" w:space="0" w:color="999999"/>
+          <w:bottom w:val="single" w:sz="4" w:space="0" w:color="999999"/>
+          <w:right w:val="single" w:sz="4" w:space="0" w:color="999999"/>
+          <w:insideH w:val="single" w:sz="4" w:space="0" w:color="999999"/>
+          <w:insideV w:val="single" w:sz="4" w:space="0" w:color="999999"/>
+        </w:tblBorders>
+      </w:tblPr>
+      <w:tblGrid>
+        <w:gridCol w:w="4680"/>
+        <w:gridCol w:w="4680"/>
+      </w:tblGrid>
+      <w:tr>
+        <w:tc>
+          <w:tcPr>
+            <w:tcW w:w="4680" w:type="dxa"/>
+          </w:tcPr>
+          <w:p>
+            <w:pPr>
+              <w:spacing w:after="0"/>
+            </w:pPr>
+            <w:r>
               <w:t xml:space="preserve">Figure</w:t>
             </w:r>
           </w:p>
@@ -366,7 +450,7 @@
               <w:spacing w:after="0"/>
             </w:pPr>
             <w:r>
-              <w:t xml:space="preserve">53 international reviewers, three studies</w:t>
+              <w:t xml:space="preserve">53 international reviewers across three studies</w:t>
             </w:r>
           </w:p>
         </w:tc>
@@ -400,7 +484,7 @@
               <w:spacing w:after="0"/>
             </w:pPr>
             <w:r>
-              <w:t xml:space="preserve">32 completed a full 24-record set</w:t>
+              <w:t xml:space="preserve">32 independent experts completed a full 24-record set</w:t>
             </w:r>
           </w:p>
         </w:tc>
@@ -443,7 +527,7 @@
               <w:spacing w:after="0"/>
             </w:pPr>
             <w:r>
-              <w:t xml:space="preserve">16 countries, 5 continents</w:t>
+              <w:t xml:space="preserve">16 countries, 5 continents (all completers)</w:t>
             </w:r>
           </w:p>
         </w:tc>
@@ -542,7 +626,7 @@
               <w:spacing w:after="0"/>
             </w:pPr>
             <w:r>
-              <w:t xml:space="preserve">84 percent cross-vendor, three vendors</w:t>
+              <w:t xml:space="preserve">84 percent cross-vendor, three vendors, 15 records</w:t>
             </w:r>
           </w:p>
         </w:tc>
@@ -577,10 +661,19 @@
     </w:p>
     <w:p>
       <w:pPr>
-        <w:spacing w:after="140"/>
-      </w:pPr>
-      <w:r>
-        <w:t xml:space="preserve">On "32": that is the number who completed a full 24-record set across the programme's two review studies, sixteen in each. All 32 are credentialed experts. It is the right figure for the practitioner article, which describes the programme. It is not the right figure for the detection paper's Results, which report the sixteen-person panel and their 384 reads, and where pooling two studies into one reported number is the error a referee would find first. The detection paper now carries the 32 in its Acknowledgments, labelled as programme context.</w:t>
+        <w:pStyle w:val="Heading2"/>
+        <w:spacing w:after="140"/>
+      </w:pPr>
+      <w:r>
+        <w:t xml:space="preserve">Open item for the trim pass</w:t>
+      </w:r>
+    </w:p>
+    <w:p>
+      <w:pPr>
+        <w:spacing w:after="140"/>
+      </w:pPr>
+      <w:r>
+        <w:t xml:space="preserve">The article now runs about 2,800 words against a target range of 1,200 to 1,800 for the primary venue. Do not cut before his sections land, because the shape of the piece will change once the European analysis is expanded. The offer in the letter to cut from your half first is the right opening position and it is also true.</w:t>
       </w:r>
     </w:p>
     <w:sectPr>

--- a/research/Reply_Hekim_EqualCoAuthors_2026-08-06.docx
+++ b/research/Reply_Hekim_EqualCoAuthors_2026-08-06.docx
@@ -8,7 +8,7 @@
         <w:spacing w:after="140"/>
       </w:pPr>
       <w:r>
-        <w:t xml:space="preserve">Reply to Hekim Colpan: his revisions applied (2026-08-06)</w:t>
+        <w:t xml:space="preserve">Reply to Hekim Colpan: his revisions applied and the draft trimmed (2026-08-06)</w:t>
       </w:r>
     </w:p>
     <w:p>
@@ -19,7 +19,7 @@
         <w:rPr>
           <w:i/>
         </w:rPr>
-        <w:t xml:space="preserve">He confirmed the terms, restated the equal-co-authorship request, supplied his own biography and disclosure wording, set a condition on the JRS figures, and told you what he will do next. Answer by confirming each item is already in the draft rather than promising it. Send from info@jrsstandard.com with the revised article attached. No long dashes.</w:t>
+        <w:t xml:space="preserve">He confirmed the terms, restated the equal-co-authorship request, supplied his own biography and disclosure wording, set a condition on the JRS figures, and said what he will do next. Answer by confirming each item is already in the attached draft, and tell him the trim is done and where it came from. Send from info@jrsstandard.com with the article attached. No long dashes.</w:t>
       </w:r>
     </w:p>
     <w:p>
@@ -30,7 +30,7 @@
         <w:rPr>
           <w:i/>
         </w:rPr>
-        <w:t xml:space="preserve">Note for you, not for him: he wrote his own bio and disclosure, so use them exactly as written and say that you did. Authors notice when their words come back edited. His figures condition is also the sharpest thing in his message and he is right about it, which is why the validation block now carries the design detail rather than bare numbers.</w:t>
+        <w:t xml:space="preserve">Note for you, not for him: he wrote his own bio and disclosure, so they go in exactly as written and the letter says so. The length problem is solved before he starts work rather than raised as a future task, which means his sections land in a piece that already fits the venue instead of one he has to defend space in.</w:t>
       </w:r>
     </w:p>
     <w:p>
@@ -53,55 +53,55 @@
         <w:spacing w:after="140"/>
       </w:pPr>
       <w:r>
-        <w:t xml:space="preserve">Thank you. Everything you asked for is in the draft attached, so this is mostly confirmation rather than promises.</w:t>
-      </w:r>
-    </w:p>
-    <w:p>
-      <w:pPr>
-        <w:spacing w:after="140"/>
-      </w:pPr>
-      <w:r>
-        <w:t xml:space="preserve">Equal co-authors, as you asked. The byline reads Hekim Colpan and Phillip Wikes in alphabetical order rather than by seniority, and a line under it says we contributed equally. Nothing in the article, the note to the editor, or either biography calls one of us lead, senior, or primary.</w:t>
-      </w:r>
-    </w:p>
-    <w:p>
-      <w:pPr>
-        <w:spacing w:after="140"/>
-      </w:pPr>
-      <w:r>
-        <w:t xml:space="preserve">Your biography and your disclosure are in exactly as you wrote them, word for word. The disclosure sits directly under the byline where a reader meets it early rather than buried at the end.</w:t>
-      </w:r>
-    </w:p>
-    <w:p>
-      <w:pPr>
-        <w:spacing w:after="140"/>
-      </w:pPr>
-      <w:r>
-        <w:t xml:space="preserve">On the figures, you put your finger on the right thing, and I have taken the second half of your condition seriously rather than just the first. Every number now carries the method behind it in the article itself: the corpus is 24 constructed records, twelve with traceable support and twelve without; the answer key was fixed before any reviewer saw a record and then independently reproduced by blind raters, 24 of 24; reviewers are blind to the key and to each other; accuracy is computed per reviewer rather than per read; and the thresholds were registered before the data were examined. The reliability figures now say plainly that they rest on 10 records against a target of about 26, that the intervals are wide, and that they will be re-estimated at target. Anything that still cannot be supported when the study closes comes out. I would rather publish four defensible numbers than six impressive ones.</w:t>
-      </w:r>
-    </w:p>
-    <w:p>
-      <w:pPr>
-        <w:spacing w:after="140"/>
-      </w:pPr>
-      <w:r>
-        <w:t xml:space="preserve">Where the numbers stand today, all provisional until close on or about 14 August: fifty three international reviewers across three studies have graded records for this work, unpaid and in a personal capacity, and thirty two independent experts among them completed a full 24-record set in 16 countries across 5 continents. Detection is 83.9 percent against the verified key, from 16 reviewers in 11 countries over 384 graded reads, with a 95 percent interval of 72.7 to 95.1, sensitivity 87.0 and specificity 80.7. Cross-vendor agreement is 84 percent, which is consistent application and not accuracy, and the draft labels it that way. Reliability is Gwet's AC1 of 0.739 among expert raters and 0.624 among trained reviewers on 10 records and 99 labels, against a floor of 0.61. You will have the locked set before anything is submitted.</w:t>
-      </w:r>
-    </w:p>
-    <w:p>
-      <w:pPr>
-        <w:spacing w:after="140"/>
-      </w:pPr>
-      <w:r>
-        <w:t xml:space="preserve">Your plan for the European sections and the checklist is exactly right, and the sequence you describe is the one I would want: your revisions with primary sources first, then both of us over the whole article, then a decision about submission. No deadline from me.</w:t>
-      </w:r>
-    </w:p>
-    <w:p>
-      <w:pPr>
-        <w:spacing w:after="140"/>
-      </w:pPr>
-      <w:r>
-        <w:t xml:space="preserve">One thing worth flagging now rather than at the end. The draft has grown to roughly 2,800 words, and Corporate Compliance Insights runs contributed pieces closer to 1,200 to 1,800. Once your sections are in and we can see the whole thing, we will need a trim pass. I would rather cut from my half than from the European analysis, and I would like us to make those calls together rather than have me quietly shorten your work.</w:t>
+        <w:t xml:space="preserve">Thank you. Everything you asked for is in the draft attached, so this is confirmation rather than promises.</w:t>
+      </w:r>
+    </w:p>
+    <w:p>
+      <w:pPr>
+        <w:spacing w:after="140"/>
+      </w:pPr>
+      <w:r>
+        <w:t xml:space="preserve">Equal co-authors, as you asked. The byline reads Hekim Colpan and Phillip Wikes in alphabetical order rather than by seniority, with a line under it saying we contributed equally. Nothing in the article, the note to the editor, or either biography calls one of us lead, senior, or primary.</w:t>
+      </w:r>
+    </w:p>
+    <w:p>
+      <w:pPr>
+        <w:spacing w:after="140"/>
+      </w:pPr>
+      <w:r>
+        <w:t xml:space="preserve">Your biography and your disclosure are in exactly as you wrote them, word for word. The disclosure sits directly under the byline, where a reader meets it early rather than at the end.</w:t>
+      </w:r>
+    </w:p>
+    <w:p>
+      <w:pPr>
+        <w:spacing w:after="140"/>
+      </w:pPr>
+      <w:r>
+        <w:t xml:space="preserve">On the figures, you put your finger on the right thing, and I took the second half of your condition as seriously as the first. Every number now carries its method in the article itself: the corpus is 24 constructed records, twelve with traceable support and twelve without; the answer key was fixed before any reviewer saw a record and then independently reproduced by blind raters, 24 of 24; reviewers are blind to the key and to each other; accuracy is computed per reviewer rather than per read; and the thresholds were registered before the data were examined. The reliability figures now say plainly that they rest on 10 records against a target of about 26, that the intervals are wide, and that they will be re-estimated at target. Anything that still cannot be supported at close comes out. I would rather publish four defensible numbers than six impressive ones.</w:t>
+      </w:r>
+    </w:p>
+    <w:p>
+      <w:pPr>
+        <w:spacing w:after="140"/>
+      </w:pPr>
+      <w:r>
+        <w:t xml:space="preserve">Where the numbers stand today, all provisional until close on or about 14 August. Fifty three international reviewers across three studies have graded records for this work, unpaid and in a personal capacity, and thirty two independent experts among them completed a full 24-record set in 16 countries across 5 continents. Detection is 83.9 percent against the verified key, from 16 reviewers in 11 countries over 384 graded reads, with a 95 percent interval of 72.7 to 95.1, sensitivity 87.0 and specificity 80.7. Cross-vendor agreement is 84 percent, which is consistent application and not accuracy, and the draft labels it that way. Reliability is Gwet's AC1 of 0.739 among expert raters and 0.624 among trained reviewers on 10 records and 99 labels, against a floor of 0.61. You will have the locked set before anything is submitted.</w:t>
+      </w:r>
+    </w:p>
+    <w:p>
+      <w:pPr>
+        <w:spacing w:after="140"/>
+      </w:pPr>
+      <w:r>
+        <w:t xml:space="preserve">One more thing I have done rather than left for later. The draft had grown past what Corporate Compliance Insights runs, so I cut it back before sending it to you, and every word of that cut came out of my own material. The Introduction, the Conclusion and the About JRS block are shorter. Section V, the practitioner checklist, your biography and your disclosure are untouched. The article body now runs about 1,800 words, which is inside their range, and the About JRS block and the biographies sit outside it as an author note. That leaves you room to expand the European analysis without either of us having to argue about space.</w:t>
+      </w:r>
+    </w:p>
+    <w:p>
+      <w:pPr>
+        <w:spacing w:after="140"/>
+      </w:pPr>
+      <w:r>
+        <w:t xml:space="preserve">Your plan is the right one, and the sequence you describe is the one I would want: your revisions with primary sources first, then both of us over the whole article, then a decision about submission. No deadline from me.</w:t>
       </w:r>
     </w:p>
     <w:p>
@@ -157,7 +157,7 @@
         <w:spacing w:after="140"/>
       </w:pPr>
       <w:r>
-        <w:t xml:space="preserve">Every item he asked for, and where it now sits in the draft</w:t>
+        <w:t xml:space="preserve">Every item he asked for, and where it sits in the draft</w:t>
       </w:r>
     </w:p>
     <w:tbl>
@@ -234,7 +234,7 @@
               <w:spacing w:after="0"/>
             </w:pPr>
             <w:r>
-              <w:t xml:space="preserve">Line under the byline: "Both authors contributed equally to this article. Names appear in alphabetical order." No lead, senior, or primary framing anywhere in the piece or either biography.</w:t>
+              <w:t xml:space="preserve">Line under the byline: "Both authors contributed equally to this article. Names appear in alphabetical order." No lead, senior, or primary framing anywhere.</w:t>
             </w:r>
           </w:p>
         </w:tc>
@@ -262,7 +262,7 @@
               <w:spacing w:after="0"/>
             </w:pPr>
             <w:r>
-              <w:t xml:space="preserve">Section V is his. Not edited without returning it to him.</w:t>
+              <w:t xml:space="preserve">Section V is his and was not touched by the trim.</w:t>
             </w:r>
           </w:p>
         </w:tc>
@@ -290,7 +290,7 @@
               <w:spacing w:after="0"/>
             </w:pPr>
             <w:r>
-              <w:t xml:space="preserve">Used verbatim, in the About the Authors block.</w:t>
+              <w:t xml:space="preserve">Verbatim, in About the Authors.</w:t>
             </w:r>
           </w:p>
         </w:tc>
@@ -318,35 +318,35 @@
               <w:spacing w:after="0"/>
             </w:pPr>
             <w:r>
-              <w:t xml:space="preserve">Used verbatim, placed directly under the byline.</w:t>
-            </w:r>
-          </w:p>
-        </w:tc>
-      </w:tr>
-      <w:tr>
-        <w:tc>
-          <w:tcPr>
-            <w:tcW w:w="4680" w:type="dxa"/>
-          </w:tcPr>
-          <w:p>
-            <w:pPr>
-              <w:spacing w:after="0"/>
-            </w:pPr>
-            <w:r>
-              <w:t xml:space="preserve">Provisional figures updated at close, or removed if not supportable with enough methodological detail</w:t>
-            </w:r>
-          </w:p>
-        </w:tc>
-        <w:tc>
-          <w:tcPr>
-            <w:tcW w:w="4680" w:type="dxa"/>
-          </w:tcPr>
-          <w:p>
-            <w:pPr>
-              <w:spacing w:after="0"/>
-            </w:pPr>
-            <w:r>
-              <w:t xml:space="preserve">Every figure now carries its design detail in the article. Corpus balance, key verification, blinding, unit of analysis, and pre-registered thresholds are stated. Reliability is explicitly marked interim on 10 records against a target of about 26.</w:t>
+              <w:t xml:space="preserve">Verbatim, directly under the byline.</w:t>
+            </w:r>
+          </w:p>
+        </w:tc>
+      </w:tr>
+      <w:tr>
+        <w:tc>
+          <w:tcPr>
+            <w:tcW w:w="4680" w:type="dxa"/>
+          </w:tcPr>
+          <w:p>
+            <w:pPr>
+              <w:spacing w:after="0"/>
+            </w:pPr>
+            <w:r>
+              <w:t xml:space="preserve">Figures updated at close, or removed if not supportable with methodological detail</w:t>
+            </w:r>
+          </w:p>
+        </w:tc>
+        <w:tc>
+          <w:tcPr>
+            <w:tcW w:w="4680" w:type="dxa"/>
+          </w:tcPr>
+          <w:p>
+            <w:pPr>
+              <w:spacing w:after="0"/>
+            </w:pPr>
+            <w:r>
+              <w:t xml:space="preserve">Every figure carries its design detail: corpus balance, key verification, blinding, unit of analysis, pre-registered thresholds. Reliability explicitly marked interim on 10 records against a target of about 26.</w:t>
             </w:r>
           </w:p>
         </w:tc>
@@ -384,6 +384,515 @@
       <w:pPr/>
       <w:r>
         <w:t/>
+      </w:r>
+    </w:p>
+    <w:p>
+      <w:pPr>
+        <w:pStyle w:val="Heading2"/>
+        <w:spacing w:after="140"/>
+      </w:pPr>
+      <w:r>
+        <w:t xml:space="preserve">The trim, section by section</w:t>
+      </w:r>
+    </w:p>
+    <w:p>
+      <w:pPr>
+        <w:spacing w:after="140"/>
+      </w:pPr>
+      <w:r>
+        <w:t xml:space="preserve">All of it came from Phillip's material. Section V, the checklist, Hekim's biography and his disclosure were not touched.</w:t>
+      </w:r>
+    </w:p>
+    <w:tbl>
+      <w:tblPr>
+        <w:tblStyle w:val="TableGrid"/>
+        <w:tblW w:w="9360" w:type="dxa"/>
+        <w:tblBorders>
+          <w:top w:val="single" w:sz="4" w:space="0" w:color="999999"/>
+          <w:left w:val="single" w:sz="4" w:space="0" w:color="999999"/>
+          <w:bottom w:val="single" w:sz="4" w:space="0" w:color="999999"/>
+          <w:right w:val="single" w:sz="4" w:space="0" w:color="999999"/>
+          <w:insideH w:val="single" w:sz="4" w:space="0" w:color="999999"/>
+          <w:insideV w:val="single" w:sz="4" w:space="0" w:color="999999"/>
+        </w:tblBorders>
+      </w:tblPr>
+      <w:tblGrid>
+        <w:gridCol w:w="2340"/>
+        <w:gridCol w:w="2340"/>
+        <w:gridCol w:w="2340"/>
+        <w:gridCol w:w="2340"/>
+      </w:tblGrid>
+      <w:tr>
+        <w:tc>
+          <w:tcPr>
+            <w:tcW w:w="2340" w:type="dxa"/>
+          </w:tcPr>
+          <w:p>
+            <w:pPr>
+              <w:spacing w:after="0"/>
+            </w:pPr>
+            <w:r>
+              <w:t xml:space="preserve">Section</w:t>
+            </w:r>
+          </w:p>
+        </w:tc>
+        <w:tc>
+          <w:tcPr>
+            <w:tcW w:w="2340" w:type="dxa"/>
+          </w:tcPr>
+          <w:p>
+            <w:pPr>
+              <w:spacing w:after="0"/>
+            </w:pPr>
+            <w:r>
+              <w:t xml:space="preserve">Before</w:t>
+            </w:r>
+          </w:p>
+        </w:tc>
+        <w:tc>
+          <w:tcPr>
+            <w:tcW w:w="2340" w:type="dxa"/>
+          </w:tcPr>
+          <w:p>
+            <w:pPr>
+              <w:spacing w:after="0"/>
+            </w:pPr>
+            <w:r>
+              <w:t xml:space="preserve">After</w:t>
+            </w:r>
+          </w:p>
+        </w:tc>
+        <w:tc>
+          <w:tcPr>
+            <w:tcW w:w="2340" w:type="dxa"/>
+          </w:tcPr>
+          <w:p>
+            <w:pPr>
+              <w:spacing w:after="0"/>
+            </w:pPr>
+            <w:r>
+              <w:t xml:space="preserve">Change</w:t>
+            </w:r>
+          </w:p>
+        </w:tc>
+      </w:tr>
+      <w:tr>
+        <w:tc>
+          <w:tcPr>
+            <w:tcW w:w="2340" w:type="dxa"/>
+          </w:tcPr>
+          <w:p>
+            <w:pPr>
+              <w:spacing w:after="0"/>
+            </w:pPr>
+            <w:r>
+              <w:t xml:space="preserve">I. Introduction</w:t>
+            </w:r>
+          </w:p>
+        </w:tc>
+        <w:tc>
+          <w:tcPr>
+            <w:tcW w:w="2340" w:type="dxa"/>
+          </w:tcPr>
+          <w:p>
+            <w:pPr>
+              <w:spacing w:after="0"/>
+            </w:pPr>
+            <w:r>
+              <w:t xml:space="preserve">428</w:t>
+            </w:r>
+          </w:p>
+        </w:tc>
+        <w:tc>
+          <w:tcPr>
+            <w:tcW w:w="2340" w:type="dxa"/>
+          </w:tcPr>
+          <w:p>
+            <w:pPr>
+              <w:spacing w:after="0"/>
+            </w:pPr>
+            <w:r>
+              <w:t xml:space="preserve">305</w:t>
+            </w:r>
+          </w:p>
+        </w:tc>
+        <w:tc>
+          <w:tcPr>
+            <w:tcW w:w="2340" w:type="dxa"/>
+          </w:tcPr>
+          <w:p>
+            <w:pPr>
+              <w:spacing w:after="0"/>
+            </w:pPr>
+            <w:r>
+              <w:t xml:space="preserve">-123</w:t>
+            </w:r>
+          </w:p>
+        </w:tc>
+      </w:tr>
+      <w:tr>
+        <w:tc>
+          <w:tcPr>
+            <w:tcW w:w="2340" w:type="dxa"/>
+          </w:tcPr>
+          <w:p>
+            <w:pPr>
+              <w:spacing w:after="0"/>
+            </w:pPr>
+            <w:r>
+              <w:t xml:space="preserve">IX. Conclusion</w:t>
+            </w:r>
+          </w:p>
+        </w:tc>
+        <w:tc>
+          <w:tcPr>
+            <w:tcW w:w="2340" w:type="dxa"/>
+          </w:tcPr>
+          <w:p>
+            <w:pPr>
+              <w:spacing w:after="0"/>
+            </w:pPr>
+            <w:r>
+              <w:t xml:space="preserve">256</w:t>
+            </w:r>
+          </w:p>
+        </w:tc>
+        <w:tc>
+          <w:tcPr>
+            <w:tcW w:w="2340" w:type="dxa"/>
+          </w:tcPr>
+          <w:p>
+            <w:pPr>
+              <w:spacing w:after="0"/>
+            </w:pPr>
+            <w:r>
+              <w:t xml:space="preserve">179</w:t>
+            </w:r>
+          </w:p>
+        </w:tc>
+        <w:tc>
+          <w:tcPr>
+            <w:tcW w:w="2340" w:type="dxa"/>
+          </w:tcPr>
+          <w:p>
+            <w:pPr>
+              <w:spacing w:after="0"/>
+            </w:pPr>
+            <w:r>
+              <w:t xml:space="preserve">-77</w:t>
+            </w:r>
+          </w:p>
+        </w:tc>
+      </w:tr>
+      <w:tr>
+        <w:tc>
+          <w:tcPr>
+            <w:tcW w:w="2340" w:type="dxa"/>
+          </w:tcPr>
+          <w:p>
+            <w:pPr>
+              <w:spacing w:after="0"/>
+            </w:pPr>
+            <w:r>
+              <w:t xml:space="preserve">About JRS</w:t>
+            </w:r>
+          </w:p>
+        </w:tc>
+        <w:tc>
+          <w:tcPr>
+            <w:tcW w:w="2340" w:type="dxa"/>
+          </w:tcPr>
+          <w:p>
+            <w:pPr>
+              <w:spacing w:after="0"/>
+            </w:pPr>
+            <w:r>
+              <w:t xml:space="preserve">576</w:t>
+            </w:r>
+          </w:p>
+        </w:tc>
+        <w:tc>
+          <w:tcPr>
+            <w:tcW w:w="2340" w:type="dxa"/>
+          </w:tcPr>
+          <w:p>
+            <w:pPr>
+              <w:spacing w:after="0"/>
+            </w:pPr>
+            <w:r>
+              <w:t xml:space="preserve">430</w:t>
+            </w:r>
+          </w:p>
+        </w:tc>
+        <w:tc>
+          <w:tcPr>
+            <w:tcW w:w="2340" w:type="dxa"/>
+          </w:tcPr>
+          <w:p>
+            <w:pPr>
+              <w:spacing w:after="0"/>
+            </w:pPr>
+            <w:r>
+              <w:t xml:space="preserve">-146</w:t>
+            </w:r>
+          </w:p>
+        </w:tc>
+      </w:tr>
+      <w:tr>
+        <w:tc>
+          <w:tcPr>
+            <w:tcW w:w="2340" w:type="dxa"/>
+          </w:tcPr>
+          <w:p>
+            <w:pPr>
+              <w:spacing w:after="0"/>
+            </w:pPr>
+            <w:r>
+              <w:t xml:space="preserve">Acknowledgment</w:t>
+            </w:r>
+          </w:p>
+        </w:tc>
+        <w:tc>
+          <w:tcPr>
+            <w:tcW w:w="2340" w:type="dxa"/>
+          </w:tcPr>
+          <w:p>
+            <w:pPr>
+              <w:spacing w:after="0"/>
+            </w:pPr>
+            <w:r>
+              <w:t xml:space="preserve">100</w:t>
+            </w:r>
+          </w:p>
+        </w:tc>
+        <w:tc>
+          <w:tcPr>
+            <w:tcW w:w="2340" w:type="dxa"/>
+          </w:tcPr>
+          <w:p>
+            <w:pPr>
+              <w:spacing w:after="0"/>
+            </w:pPr>
+            <w:r>
+              <w:t xml:space="preserve">61</w:t>
+            </w:r>
+          </w:p>
+        </w:tc>
+        <w:tc>
+          <w:tcPr>
+            <w:tcW w:w="2340" w:type="dxa"/>
+          </w:tcPr>
+          <w:p>
+            <w:pPr>
+              <w:spacing w:after="0"/>
+            </w:pPr>
+            <w:r>
+              <w:t xml:space="preserve">-39</w:t>
+            </w:r>
+          </w:p>
+        </w:tc>
+      </w:tr>
+      <w:tr>
+        <w:tc>
+          <w:tcPr>
+            <w:tcW w:w="2340" w:type="dxa"/>
+          </w:tcPr>
+          <w:p>
+            <w:pPr>
+              <w:spacing w:after="0"/>
+            </w:pPr>
+            <w:r>
+              <w:rPr>
+                <w:b/>
+              </w:rPr>
+              <w:t xml:space="preserve">Article body, title block through Conclusion</w:t>
+            </w:r>
+          </w:p>
+        </w:tc>
+        <w:tc>
+          <w:tcPr>
+            <w:tcW w:w="2340" w:type="dxa"/>
+          </w:tcPr>
+          <w:p>
+            <w:pPr>
+              <w:spacing w:after="0"/>
+            </w:pPr>
+            <w:r>
+              <w:t xml:space="preserve">2,181</w:t>
+            </w:r>
+          </w:p>
+        </w:tc>
+        <w:tc>
+          <w:tcPr>
+            <w:tcW w:w="2340" w:type="dxa"/>
+          </w:tcPr>
+          <w:p>
+            <w:pPr>
+              <w:spacing w:after="0"/>
+            </w:pPr>
+            <w:r>
+              <w:rPr>
+                <w:b/>
+              </w:rPr>
+              <w:t xml:space="preserve">1,796</w:t>
+            </w:r>
+          </w:p>
+        </w:tc>
+        <w:tc>
+          <w:tcPr>
+            <w:tcW w:w="2340" w:type="dxa"/>
+          </w:tcPr>
+          <w:p>
+            <w:pPr>
+              <w:spacing w:after="0"/>
+            </w:pPr>
+            <w:r>
+              <w:rPr>
+                <w:b/>
+              </w:rPr>
+              <w:t xml:space="preserve">-385</w:t>
+            </w:r>
+          </w:p>
+        </w:tc>
+      </w:tr>
+      <w:tr>
+        <w:tc>
+          <w:tcPr>
+            <w:tcW w:w="2340" w:type="dxa"/>
+          </w:tcPr>
+          <w:p>
+            <w:pPr>
+              <w:spacing w:after="0"/>
+            </w:pPr>
+            <w:r>
+              <w:t xml:space="preserve">Back matter (About JRS, Acknowledgment, biographies)</w:t>
+            </w:r>
+          </w:p>
+        </w:tc>
+        <w:tc>
+          <w:tcPr>
+            <w:tcW w:w="2340" w:type="dxa"/>
+          </w:tcPr>
+          <w:p>
+            <w:pPr>
+              <w:spacing w:after="0"/>
+            </w:pPr>
+            <w:r>
+              <w:t xml:space="preserve">808</w:t>
+            </w:r>
+          </w:p>
+        </w:tc>
+        <w:tc>
+          <w:tcPr>
+            <w:tcW w:w="2340" w:type="dxa"/>
+          </w:tcPr>
+          <w:p>
+            <w:pPr>
+              <w:spacing w:after="0"/>
+            </w:pPr>
+            <w:r>
+              <w:t xml:space="preserve">623</w:t>
+            </w:r>
+          </w:p>
+        </w:tc>
+        <w:tc>
+          <w:tcPr>
+            <w:tcW w:w="2340" w:type="dxa"/>
+          </w:tcPr>
+          <w:p>
+            <w:pPr>
+              <w:spacing w:after="0"/>
+            </w:pPr>
+            <w:r>
+              <w:t xml:space="preserve">-185</w:t>
+            </w:r>
+          </w:p>
+        </w:tc>
+      </w:tr>
+      <w:tr>
+        <w:tc>
+          <w:tcPr>
+            <w:tcW w:w="2340" w:type="dxa"/>
+          </w:tcPr>
+          <w:p>
+            <w:pPr>
+              <w:spacing w:after="0"/>
+            </w:pPr>
+            <w:r>
+              <w:t xml:space="preserve">Total file</w:t>
+            </w:r>
+          </w:p>
+        </w:tc>
+        <w:tc>
+          <w:tcPr>
+            <w:tcW w:w="2340" w:type="dxa"/>
+          </w:tcPr>
+          <w:p>
+            <w:pPr>
+              <w:spacing w:after="0"/>
+            </w:pPr>
+            <w:r>
+              <w:t xml:space="preserve">2,804</w:t>
+            </w:r>
+          </w:p>
+        </w:tc>
+        <w:tc>
+          <w:tcPr>
+            <w:tcW w:w="2340" w:type="dxa"/>
+          </w:tcPr>
+          <w:p>
+            <w:pPr>
+              <w:spacing w:after="0"/>
+            </w:pPr>
+            <w:r>
+              <w:t xml:space="preserve">2,419</w:t>
+            </w:r>
+          </w:p>
+        </w:tc>
+        <w:tc>
+          <w:tcPr>
+            <w:tcW w:w="2340" w:type="dxa"/>
+          </w:tcPr>
+          <w:p>
+            <w:pPr>
+              <w:spacing w:after="0"/>
+            </w:pPr>
+            <w:r>
+              <w:t xml:space="preserve">-385</w:t>
+            </w:r>
+          </w:p>
+        </w:tc>
+      </w:tr>
+    </w:tbl>
+    <w:p>
+      <w:pPr/>
+      <w:r>
+        <w:t/>
+      </w:r>
+    </w:p>
+    <w:p>
+      <w:pPr>
+        <w:spacing w:after="140"/>
+      </w:pPr>
+      <w:r>
+        <w:t xml:space="preserve">The body is now inside Corporate Compliance Insights' 1,200 to 1,800 range. Nothing was dropped from the argument: the Introduction lost a restated paragraph and a summary sentence, the Conclusion lost a second statement of the Right to Know Why, and About JRS lost its lead-in prose while keeping every piece of methodological detail Hekim asked for.</w:t>
+      </w:r>
+    </w:p>
+    <w:p>
+      <w:pPr>
+        <w:pStyle w:val="Heading2"/>
+        <w:spacing w:after="140"/>
+      </w:pPr>
+      <w:r>
+        <w:t xml:space="preserve">Removed</w:t>
+      </w:r>
+    </w:p>
+    <w:p>
+      <w:pPr>
+        <w:spacing w:after="140"/>
+      </w:pPr>
+      <w:r>
+        <w:t xml:space="preserve">The Gabriela Cortez credit added earlier today is out. She did not contribute to this article. Her credit stands in the detection paper, where the contribution is real.</w:t>
       </w:r>
     </w:p>
     <w:p>
@@ -657,23 +1166,6 @@
       </w:pPr>
       <w:r>
         <w:t xml:space="preserve">The 11-country figure belongs to the 16-person detection panel. The 16-country figure belongs to all 32 completers. Both are correct in their own scope and neither should be swapped for the other.</w:t>
-      </w:r>
-    </w:p>
-    <w:p>
-      <w:pPr>
-        <w:pStyle w:val="Heading2"/>
-        <w:spacing w:after="140"/>
-      </w:pPr>
-      <w:r>
-        <w:t xml:space="preserve">Open item for the trim pass</w:t>
-      </w:r>
-    </w:p>
-    <w:p>
-      <w:pPr>
-        <w:spacing w:after="140"/>
-      </w:pPr>
-      <w:r>
-        <w:t xml:space="preserve">The article now runs about 2,800 words against a target range of 1,200 to 1,800 for the primary venue. Do not cut before his sections land, because the shape of the piece will change once the European analysis is expanded. The offer in the letter to cut from your half first is the right opening position and it is also true.</w:t>
       </w:r>
     </w:p>
     <w:sectPr>

--- a/research/Reply_Hekim_EqualCoAuthors_2026-08-06.docx
+++ b/research/Reply_Hekim_EqualCoAuthors_2026-08-06.docx
@@ -69,7 +69,7 @@
         <w:spacing w:after="140"/>
       </w:pPr>
       <w:r>
-        <w:t xml:space="preserve">Your biography and your disclosure are in exactly as you wrote them, word for word. The disclosure sits directly under the byline, where a reader meets it early rather than at the end.</w:t>
+        <w:t xml:space="preserve">Your biography and your disclosure are in exactly as you wrote them, word for word. The disclosure sits directly under the byline, where a reader meets it early rather than at the end. Your biography appears once, in About the Authors at the foot of the piece. There was a short author line under the byline as well and I have taken it out, because it repeated the same material in wording you did not write.</w:t>
       </w:r>
     </w:p>
     <w:p>
@@ -93,7 +93,7 @@
         <w:spacing w:after="140"/>
       </w:pPr>
       <w:r>
-        <w:t xml:space="preserve">One more thing I have done rather than left for later. The draft had grown past what Corporate Compliance Insights runs, so I cut it back before sending it to you, and every word of that cut came out of my own material. The Introduction, the Conclusion and the About JRS block are shorter. Section V, the practitioner checklist, your biography and your disclosure are untouched. The article body now runs about 1,800 words, which is inside their range, and the About JRS block and the biographies sit outside it as an author note. That leaves you room to expand the European analysis without either of us having to argue about space.</w:t>
+        <w:t xml:space="preserve">One more thing I have done rather than left for later. The draft had grown past what Corporate Compliance Insights runs, so I cut it back before sending it to you, and every word of that cut came out of my own material. The Introduction, the Conclusion and the About JRS block are shorter. Section V, the practitioner checklist, your biography and your disclosure are untouched. The article body now runs about 1,750 words, which is inside their range, and the About JRS block and the biographies sit outside it as an author note. That leaves you room to expand the European analysis without either of us having to argue about space.</w:t>
       </w:r>
     </w:p>
     <w:p>
@@ -486,6 +486,60 @@
               <w:spacing w:after="0"/>
             </w:pPr>
             <w:r>
+              <w:t xml:space="preserve">Title block</w:t>
+            </w:r>
+          </w:p>
+        </w:tc>
+        <w:tc>
+          <w:tcPr>
+            <w:tcW w:w="2340" w:type="dxa"/>
+          </w:tcPr>
+          <w:p>
+            <w:pPr>
+              <w:spacing w:after="0"/>
+            </w:pPr>
+            <w:r>
+              <w:t xml:space="preserve">123</w:t>
+            </w:r>
+          </w:p>
+        </w:tc>
+        <w:tc>
+          <w:tcPr>
+            <w:tcW w:w="2340" w:type="dxa"/>
+          </w:tcPr>
+          <w:p>
+            <w:pPr>
+              <w:spacing w:after="0"/>
+            </w:pPr>
+            <w:r>
+              <w:t xml:space="preserve">73</w:t>
+            </w:r>
+          </w:p>
+        </w:tc>
+        <w:tc>
+          <w:tcPr>
+            <w:tcW w:w="2340" w:type="dxa"/>
+          </w:tcPr>
+          <w:p>
+            <w:pPr>
+              <w:spacing w:after="0"/>
+            </w:pPr>
+            <w:r>
+              <w:t xml:space="preserve">-50</w:t>
+            </w:r>
+          </w:p>
+        </w:tc>
+      </w:tr>
+      <w:tr>
+        <w:tc>
+          <w:tcPr>
+            <w:tcW w:w="2340" w:type="dxa"/>
+          </w:tcPr>
+          <w:p>
+            <w:pPr>
+              <w:spacing w:after="0"/>
+            </w:pPr>
+            <w:r>
               <w:t xml:space="preserve">I. Introduction</w:t>
             </w:r>
           </w:p>
@@ -674,20 +728,20 @@
               <w:spacing w:after="0"/>
             </w:pPr>
             <w:r>
-              <w:t xml:space="preserve">61</w:t>
-            </w:r>
-          </w:p>
-        </w:tc>
-        <w:tc>
-          <w:tcPr>
-            <w:tcW w:w="2340" w:type="dxa"/>
-          </w:tcPr>
-          <w:p>
-            <w:pPr>
-              <w:spacing w:after="0"/>
-            </w:pPr>
-            <w:r>
-              <w:t xml:space="preserve">-39</w:t>
+              <w:t xml:space="preserve">39</w:t>
+            </w:r>
+          </w:p>
+        </w:tc>
+        <w:tc>
+          <w:tcPr>
+            <w:tcW w:w="2340" w:type="dxa"/>
+          </w:tcPr>
+          <w:p>
+            <w:pPr>
+              <w:spacing w:after="0"/>
+            </w:pPr>
+            <w:r>
+              <w:t xml:space="preserve">-61</w:t>
             </w:r>
           </w:p>
         </w:tc>
@@ -734,7 +788,7 @@
               <w:rPr>
                 <w:b/>
               </w:rPr>
-              <w:t xml:space="preserve">1,796</w:t>
+              <w:t xml:space="preserve">1,746</w:t>
             </w:r>
           </w:p>
         </w:tc>
@@ -750,7 +804,7 @@
               <w:rPr>
                 <w:b/>
               </w:rPr>
-              <w:t xml:space="preserve">-385</w:t>
+              <w:t xml:space="preserve">-435</w:t>
             </w:r>
           </w:p>
         </w:tc>
@@ -791,20 +845,20 @@
               <w:spacing w:after="0"/>
             </w:pPr>
             <w:r>
-              <w:t xml:space="preserve">623</w:t>
-            </w:r>
-          </w:p>
-        </w:tc>
-        <w:tc>
-          <w:tcPr>
-            <w:tcW w:w="2340" w:type="dxa"/>
-          </w:tcPr>
-          <w:p>
-            <w:pPr>
-              <w:spacing w:after="0"/>
-            </w:pPr>
-            <w:r>
-              <w:t xml:space="preserve">-185</w:t>
+              <w:t xml:space="preserve">599</w:t>
+            </w:r>
+          </w:p>
+        </w:tc>
+        <w:tc>
+          <w:tcPr>
+            <w:tcW w:w="2340" w:type="dxa"/>
+          </w:tcPr>
+          <w:p>
+            <w:pPr>
+              <w:spacing w:after="0"/>
+            </w:pPr>
+            <w:r>
+              <w:t xml:space="preserve">-209</w:t>
             </w:r>
           </w:p>
         </w:tc>
@@ -845,20 +899,20 @@
               <w:spacing w:after="0"/>
             </w:pPr>
             <w:r>
-              <w:t xml:space="preserve">2,419</w:t>
-            </w:r>
-          </w:p>
-        </w:tc>
-        <w:tc>
-          <w:tcPr>
-            <w:tcW w:w="2340" w:type="dxa"/>
-          </w:tcPr>
-          <w:p>
-            <w:pPr>
-              <w:spacing w:after="0"/>
-            </w:pPr>
-            <w:r>
-              <w:t xml:space="preserve">-385</w:t>
+              <w:t xml:space="preserve">2,345</w:t>
+            </w:r>
+          </w:p>
+        </w:tc>
+        <w:tc>
+          <w:tcPr>
+            <w:tcW w:w="2340" w:type="dxa"/>
+          </w:tcPr>
+          <w:p>
+            <w:pPr>
+              <w:spacing w:after="0"/>
+            </w:pPr>
+            <w:r>
+              <w:t xml:space="preserve">-459</w:t>
             </w:r>
           </w:p>
         </w:tc>
@@ -876,6 +930,14 @@
       </w:pPr>
       <w:r>
         <w:t xml:space="preserve">The body is now inside Corporate Compliance Insights' 1,200 to 1,800 range. Nothing was dropped from the argument: the Introduction lost a restated paragraph and a summary sentence, the Conclusion lost a second statement of the Right to Know Why, and About JRS lost its lead-in prose while keeping every piece of methodological detail Hekim asked for.</w:t>
+      </w:r>
+    </w:p>
+    <w:p>
+      <w:pPr>
+        <w:spacing w:after="140"/>
+      </w:pPr>
+      <w:r>
+        <w:t xml:space="preserve">Two further removals: the standfirst biography line under the byline, which duplicated the About the Authors block at the foot of the piece and still carried the old Hekim wording rather than the biography he supplied; and the closing sentence under the Acknowledgment about reviewers reading records they were never paid to read. The disclosure stays under the byline. Hekim's supplied biography stays in About the Authors, where it is the only place his biography now appears.</w:t>
       </w:r>
     </w:p>
     <w:p>
